--- a/guide/신흥정밀_종합_운영설명서.docx
+++ b/guide/신흥정밀_종합_운영설명서.docx
@@ -188,7 +188,7 @@
                 <w:b w:val="false"/>
                 <w:bCs w:val="false"/>
               </w:rPr>
-              <w:t xml:space="preserve">13차 업데이트 (만족도 평가 카드 항상 표시 + 평가 시간 확대) 반영본</w:t>
+              <w:t xml:space="preserve">15차 업데이트 (통근버스 신청·관리 기능 추가, 비공개 개발자 모드) 반영본</w:t>
             </w:r>
           </w:p>
         </w:tc>
@@ -708,7 +708,20 @@
         <w:spacing w:after="60"/>
       </w:pPr>
       <w:r>
-        <w:t xml:space="preserve">식사 만족도 별점 평가(신규): 화면 위쪽에 평가 카드가 항상 표시됩니다. 다만 실제로 별점을 등록하려면 그 끼니를 신청한 상태로 중식은 12:00~15:00, 석식은 17:00~20:00 사이여야 하며, 그 외에는 별점·이유 입력칸과 '평가 등록' 버튼이 비활성화되고 안내 문구가 표시됩니다. 평가 가능 시간 안에서 별 1~5개(20~100점 환산)를 선택하고 이유(사유)를 입력해야 등록되며, 시간대 안에서는 다시 눌러 수정할 수 있습니다.</w:t>
+        <w:t xml:space="preserve">식사 만족도 별점 평가(신규): 화면 위쪽에 평가 카드가 항상 표시됩니다. 다만 실제로 별점을 등록하려면 그 끼니를 신청한 상태로 중식은 당일 12:00 ~ 익일 08:00, 석식은 당일 17:00 ~ 익일 08:00 사이여야 하며, 그 외에는 별점·이유 입력칸과 '평가 등록' 버튼이 비활성화되고 안내 문구가 표시됩니다. 평가 가능 시간 안에서 별 1~5개(20~100점 환산)를 선택하고 이유(사유)를 입력해야 등록되며, 시간대 안에서는 다시 눌러 수정할 수 있습니다. 자정을 넘긴 새벽에 남긴 평가는 자동으로 전날 끼니 평가로 기록됩니다.</w:t>
+      </w:r>
+    </w:p>
+    <w:p>
+      <w:pPr>
+        <w:pStyle w:val="ListParagraph"/>
+        <w:numPr>
+          <w:ilvl w:val="0"/>
+          <w:numId w:val="2"/>
+        </w:numPr>
+        <w:spacing w:after="60"/>
+      </w:pPr>
+      <w:r>
+        <w:t xml:space="preserve">통근버스(신규, 공개된 경우에만 표시): 상단에 '통근버스' 탭이 나타나면 출근운행/정시퇴근운행/연장퇴근운행별로 코스와 정류장을 선택해 승차 신청·취소를 할 수 있습니다. 자세한 내용은 아래 '5. 관리자 화면 → 통근버스 신청·관리' 항목을 참고하세요.</w:t>
       </w:r>
     </w:p>
     <w:p>
@@ -1240,6 +1253,93 @@
     </w:p>
     <w:p>
       <w:pPr>
+        <w:pStyle w:val="ListParagraph"/>
+        <w:numPr>
+          <w:ilvl w:val="0"/>
+          <w:numId w:val="2"/>
+        </w:numPr>
+        <w:spacing w:after="60"/>
+      </w:pPr>
+      <w:r>
+        <w:t xml:space="preserve">이 계정만 로그인 시 비밀번호를 추가로 입력해야 합니다 (사번·이름은 다른 계정과 동일하게 입력). 최초 비밀번호는 MASTER_INITIAL_PASSWORD 환경변수(기본값 admin1234!)이며, 로그인 후 [관리자 → 개발자 모드]에서 반드시 원하는 값으로 변경해주세요.</w:t>
+      </w:r>
+    </w:p>
+    <w:p>
+      <w:pPr>
+        <w:pStyle w:val="Heading3"/>
+        <w:spacing w:after="100" w:before="200"/>
+      </w:pPr>
+      <w:r>
+        <w:t xml:space="preserve">통근버스 신청·관리 (신규, 비공개 개발자 모드)</w:t>
+      </w:r>
+    </w:p>
+    <w:p>
+      <w:pPr>
+        <w:pStyle w:val="ListParagraph"/>
+        <w:numPr>
+          <w:ilvl w:val="0"/>
+          <w:numId w:val="2"/>
+        </w:numPr>
+        <w:spacing w:after="60"/>
+      </w:pPr>
+      <w:r>
+        <w:t xml:space="preserve">이 기능은 완성 전까지 비공개이며, 마스터 관리자와 마스터가 권한을 부여한 인원만 미리 사용할 수 있습니다. 마스터 관리자가 [관리자 → 개발자 모드]에서 '공개로 전환'을 눌러야 전 직원 화면에 '통근버스' 탭이 나타나고, 이 '개발자 모드' 메뉴 자체는 일반 관리자(role=admin) 화면에는 보이지 않습니다.</w:t>
+      </w:r>
+    </w:p>
+    <w:p>
+      <w:pPr>
+        <w:pStyle w:val="ListParagraph"/>
+        <w:numPr>
+          <w:ilvl w:val="0"/>
+          <w:numId w:val="2"/>
+        </w:numPr>
+        <w:spacing w:after="60"/>
+      </w:pPr>
+      <w:r>
+        <w:t xml:space="preserve">공개되면 직원들은 '통근버스' 탭에서 평택버스(평택·공도·내리)/공도버스(공도·내리)/안성버스(안성시내) 중 코스와 출근운행/정시퇴근운행/연장퇴근운행, 정류장을 선택해 승차 신청·취소를 할 수 있습니다 (코스는 관리자가 추가/수정 가능). 도급(단체) 계정은 식수 신청과 동일하게 인원수를 직접 입력해 이용합니다.</w:t>
+      </w:r>
+    </w:p>
+    <w:p>
+      <w:pPr>
+        <w:pStyle w:val="ListParagraph"/>
+        <w:numPr>
+          <w:ilvl w:val="0"/>
+          <w:numId w:val="2"/>
+        </w:numPr>
+        <w:spacing w:after="60"/>
+      </w:pPr>
+      <w:r>
+        <w:t xml:space="preserve">평일은 기본적으로 운행하는 것으로 간주하고, 특근일·대체휴무일·토요일·일요일은 담당 관리자가 [통근차량 관리 → 운행일 지정]에서 차량별로 직접 켜줘야 운행됩니다.</w:t>
+      </w:r>
+    </w:p>
+    <w:p>
+      <w:pPr>
+        <w:pStyle w:val="ListParagraph"/>
+        <w:numPr>
+          <w:ilvl w:val="0"/>
+          <w:numId w:val="2"/>
+        </w:numPr>
+        <w:spacing w:after="60"/>
+      </w:pPr>
+      <w:r>
+        <w:t xml:space="preserve">마스터 관리자는 [관리자 → 개발자 모드]에서 직원별로 '통근 차량 관리 관리자'와 '기사' 권한을 부여합니다. 통근 차량 관리 관리자는 [통근차량 관리] 화면에서 차량/코스 관리, 운행일 지정, 신청 현황(대신 취소 처리 포함), 일일·월간 집계와 엑셀 다운로드·인쇄를 할 수 있고(담당 차량을 지정하면 그 차량만, 비워두면 전체 차량), 기사는 [기사 모드]에서 본인 차량의 운행 정보 확인과 실제 운행 여부·탑승 인원 기록, 다른 차량 현황 열람(읽기 전용)을 할 수 있습니다.</w:t>
+      </w:r>
+    </w:p>
+    <w:p>
+      <w:pPr>
+        <w:pStyle w:val="ListParagraph"/>
+        <w:numPr>
+          <w:ilvl w:val="0"/>
+          <w:numId w:val="2"/>
+        </w:numPr>
+        <w:spacing w:after="60"/>
+      </w:pPr>
+      <w:r>
+        <w:t xml:space="preserve">SMTP 정보를 환경변수에 등록하면 매일 08:00에 전날 운행일지가 이메일을 등록한 마스터 관리자·통근 차량 관리 관리자에게 자동 발송되고, 식수신청 관리자도 이메일을 등록하면 일일 집계를 이메일로 받아볼 수 있습니다 (선택 기능, 등록하지 않아도 나머지 기능은 동일하게 동작).</w:t>
+      </w:r>
+    </w:p>
+    <w:p>
+      <w:pPr>
         <w:pStyle w:val="Heading1"/>
         <w:spacing w:after="160" w:before="320"/>
       </w:pPr>
@@ -1270,7 +1370,7 @@
         <w:spacing w:after="60"/>
       </w:pPr>
       <w:r>
-        <w:t xml:space="preserve">로그인 인증은 JWT(암호화된 토큰) 방식이며, 비밀번호를 별도로 저장하지 않습니다 (사번+이름 일치로만 로그인).</w:t>
+        <w:t xml:space="preserve">로그인 인증은 JWT(암호화된 토큰) 방식입니다. 대부분의 계정은 비밀번호를 별도로 저장하지 않고 사번+이름 일치로만 로그인하며, 마스터 관리자(사번 admin) 계정만 예외적으로 비밀번호를 암호화(해시)하여 저장하고 로그인 시 추가로 확인합니다.</w:t>
       </w:r>
     </w:p>
     <w:p>
